--- a/Charte-ambassadeurs-IA_2026_dpia_corrigee.docx
+++ b/Charte-ambassadeurs-IA_2026_dpia_corrigee.docx
@@ -3105,7 +3105,27 @@
           <w:sz w:val="20"/>
           <w:szCs w:val="20"/>
         </w:rPr>
-        <w:t>Les données nécessaires peuvent être partagées avec les DREETS et les référents sectoriels. Les informations professionnelles (nom, structure, coordonnées professionnelles dont l’adresse électronique, domaines d’expertise, territoire, secteur, site web et réseaux sociaux professionnels) sont publiées et rediffusées sous forme de données ouvertes sur le portail data.economie.gouv.fr, à l’adresse suivante : https://data.economie.gouv.fr/explore/assets/ambassadeursia/.</w:t>
+        <w:t xml:space="preserve">Les données nécessaires peuvent être partagées avec les DREETS et les référents sectoriels. Les informations professionnelles (nom, structure, coordonnées professionnelles dont l’adresse électronique, domaines d’expertise, territoire, secteur, site web et réseaux sociaux professionnels) sont publiées et rediffusées sous forme de données ouvertes sur le portail data.economie.gouv.fr, à l’adresse suivante : </w:t>
+      </w:r>
+      <w:hyperlink r:id="rIdAmbData1" w:history="1">
+        <w:r>
+          <w:rPr>
+            <w:color w:val="0563C1"/>
+            <w:u w:val="single"/>
+            <w:rFonts w:ascii="Marianne" w:eastAsia="Marianne" w:hAnsi="Marianne" w:cs="Marianne"/>
+            <w:sz w:val="20"/>
+            <w:szCs w:val="20"/>
+          </w:rPr>
+          <w:t>https://data.economie.gouv.fr/explore/assets/ambassadeursia/</w:t>
+        </w:r>
+      </w:hyperlink>
+      <w:r>
+        <w:rPr>
+          <w:rFonts w:ascii="Marianne" w:eastAsia="Marianne" w:hAnsi="Marianne" w:cs="Marianne"/>
+          <w:sz w:val="20"/>
+          <w:szCs w:val="20"/>
+        </w:rPr>
+        <w:t>.</w:t>
       </w:r>
     </w:p>
     <w:p>
@@ -3124,7 +3144,7 @@
           <w:sz w:val="20"/>
           <w:szCs w:val="20"/>
         </w:rPr>
-        <w:t>Le titre d’Ambassadeur IA ayant un caractère public, l’adresse électronique indiquée par l’Ambassadeur est accessible à tous sur ce portail. Elle pourra donc être utilisée par toute personne souhaitant le contacter, notamment les entreprises, la DGE, les DREETS, les référents et les autres acteurs du réseau, et recevoir des sollicitations de toute nature. L’Ambassadeur est libre de choisir l’adresse indiquée : il est recommandé de créer une adresse électronique dédiée à cette mission, distincte de ses adresses personnelles. En acceptant la présente charte, l’Ambassadeur reconnaît avoir été informé de cette publication.</w:t>
+        <w:t>Le titre d’Ambassadeur IA ayant un caractère public, l’adresse électronique indiquée par l’Ambassadeur est accessible à tous sur ce portail. Elle pourra donc être utilisée par toute personne souhaitant le contacter, notamment les entreprises, la DGE, les DREETS, les référents et les autres acteurs du réseau, et recevoir des sollicitations de toute nature. L’Ambassadeur est libre de choisir l’adresse indiquée : il est recommandé de créer une adresse électronique dédiée à cette mission, distincte de ses adresses personnelles. En acceptant la présente charte, l’Ambassadeur reconnaît avoir été informé de cette publication.</w:t>
       </w:r>
     </w:p>
     <w:p>

--- a/Charte-ambassadeurs-IA_2026_dpia_corrigee.docx
+++ b/Charte-ambassadeurs-IA_2026_dpia_corrigee.docx
@@ -182,7 +182,7 @@
           <w:sz w:val="20"/>
           <w:szCs w:val="20"/>
         </w:rPr>
-        <w:t>Le titre d’Ambassadeur IA est individuel et personnel. Il est attribué à une personne et non à une organisation, mais reste lié à son activité professionnelle et prolonge souvent les travaux de l’organisation qui l’accueille.</w:t>
+        <w:t>Le titre d’Ambassadeur IA est individuel et personnel. Il est attribué à une personne et non à une organisation, mais reste lié à son activité professionnelle et prolonge souvent les travaux de l’organisation qui l’accueille. Ce titre a un caractère public : la liste des Ambassadeurs IA et leurs coordonnées professionnelles, dont leur adresse électronique, sont publiées en données ouvertes et accessibles à tous (voir article 13). Les Ambassadeurs sont donc invités à indiquer une adresse électronique dédiée à cette mission, par laquelle ils pourront être contactés par les entreprises, la DGE et l’ensemble des acteurs du réseau.</w:t>
       </w:r>
     </w:p>
     <w:p>
